--- a/app/docx_templates/CRACHA.docx
+++ b/app/docx_templates/CRACHA.docx
@@ -2414,7 +2414,13 @@
         <w:t xml:space="preserve"> </w:t>
       </w:r>
       <w:r>
-        <w:t>&lt;mes_id&gt;</w:t>
+        <w:t>{{</w:t>
+      </w:r>
+      <w:r>
+        <w:t>mes_id</w:t>
+      </w:r>
+      <w:r>
+        <w:t>}}</w:t>
       </w:r>
       <w:r>
         <w:rPr>
@@ -2594,7 +2600,7 @@
         </mc:Choice>
         <mc:Fallback>
           <w:pict>
-            <v:shape w14:anchorId="10332564" id="Graphic 1" o:spid="_x0000_s1026" style="position:absolute;margin-left:133.3pt;margin-top:744.9pt;width:328.8pt;height:.1pt;z-index:-15763456;visibility:visible;mso-wrap-style:square;mso-wrap-distance-left:0;mso-wrap-distance-top:0;mso-wrap-distance-right:0;mso-wrap-distance-bottom:0;mso-position-horizontal:absolute;mso-position-horizontal-relative:page;mso-position-vertical:absolute;mso-position-vertical-relative:page;v-text-anchor:top" coordsize="4175760,1270" o:gfxdata="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" path="m,l4175246,e" filled="f" strokeweight=".25314mm">
+            <v:shape w14:anchorId="677D71CF" id="Graphic 1" o:spid="_x0000_s1026" style="position:absolute;margin-left:133.3pt;margin-top:744.9pt;width:328.8pt;height:.1pt;z-index:-15763456;visibility:visible;mso-wrap-style:square;mso-wrap-distance-left:0;mso-wrap-distance-top:0;mso-wrap-distance-right:0;mso-wrap-distance-bottom:0;mso-position-horizontal:absolute;mso-position-horizontal-relative:page;mso-position-vertical:absolute;mso-position-vertical-relative:page;v-text-anchor:top" coordsize="4175760,1270" o:gfxdata="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" path="m,l4175246,e" filled="f" strokeweight=".25314mm">
               <v:path arrowok="t"/>
               <w10:wrap anchorx="page" anchory="page"/>
             </v:shape>

--- a/app/docx_templates/CRACHA.docx
+++ b/app/docx_templates/CRACHA.docx
@@ -2393,6 +2393,9 @@
           <w:tab w:val="left" w:pos="2099"/>
         </w:tabs>
         <w:ind w:left="12"/>
+        <w:rPr>
+          <w:u w:val="single"/>
+        </w:rPr>
       </w:pPr>
       <w:r>
         <w:t xml:space="preserve">CALDAS </w:t>
@@ -2404,49 +2407,33 @@
         <w:t>NOVAS</w:t>
       </w:r>
       <w:r>
-        <w:tab/>
-        <w:t>DE</w:t>
-      </w:r>
-      <w:r>
-        <w:rPr>
-          <w:spacing w:val="-1"/>
-        </w:rPr>
-        <w:t xml:space="preserve"> </w:t>
-      </w:r>
-      <w:r>
+        <w:t xml:space="preserve"> </w:t>
+      </w:r>
+      <w:r>
+        <w:rPr>
+          <w:u w:val="single"/>
+        </w:rPr>
         <w:t>{{</w:t>
       </w:r>
       <w:r>
-        <w:t>mes_id</w:t>
-      </w:r>
-      <w:r>
-        <w:t>}}</w:t>
-      </w:r>
-      <w:r>
-        <w:rPr>
-          <w:spacing w:val="-2"/>
-        </w:rPr>
-        <w:t xml:space="preserve"> </w:t>
-      </w:r>
-      <w:r>
-        <w:t>DE</w:t>
-      </w:r>
-      <w:r>
-        <w:rPr>
-          <w:spacing w:val="-2"/>
-        </w:rPr>
-        <w:t xml:space="preserve"> </w:t>
-      </w:r>
-      <w:r>
-        <w:rPr>
-          <w:spacing w:val="-4"/>
-        </w:rPr>
-        <w:t>2025</w:t>
+        <w:t>datetoday_id</w:t>
+      </w:r>
+      <w:r>
+        <w:rPr>
+          <w:u w:val="single"/>
+        </w:rPr>
+        <w:t xml:space="preserve">}} </w:t>
+      </w:r>
+      <w:r>
+        <w:t>.</w:t>
       </w:r>
     </w:p>
     <w:p>
       <w:pPr>
         <w:pStyle w:val="Corpodetexto"/>
+        <w:rPr>
+          <w:u w:val="single"/>
+        </w:rPr>
       </w:pPr>
     </w:p>
     <w:p>
@@ -2600,7 +2587,7 @@
         </mc:Choice>
         <mc:Fallback>
           <w:pict>
-            <v:shape w14:anchorId="677D71CF" id="Graphic 1" o:spid="_x0000_s1026" style="position:absolute;margin-left:133.3pt;margin-top:744.9pt;width:328.8pt;height:.1pt;z-index:-15763456;visibility:visible;mso-wrap-style:square;mso-wrap-distance-left:0;mso-wrap-distance-top:0;mso-wrap-distance-right:0;mso-wrap-distance-bottom:0;mso-position-horizontal:absolute;mso-position-horizontal-relative:page;mso-position-vertical:absolute;mso-position-vertical-relative:page;v-text-anchor:top" coordsize="4175760,1270" o:gfxdata="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" path="m,l4175246,e" filled="f" strokeweight=".25314mm">
+            <v:shape w14:anchorId="36F4880F" id="Graphic 1" o:spid="_x0000_s1026" style="position:absolute;margin-left:133.3pt;margin-top:744.9pt;width:328.8pt;height:.1pt;z-index:-15763456;visibility:visible;mso-wrap-style:square;mso-wrap-distance-left:0;mso-wrap-distance-top:0;mso-wrap-distance-right:0;mso-wrap-distance-bottom:0;mso-position-horizontal:absolute;mso-position-horizontal-relative:page;mso-position-vertical:absolute;mso-position-vertical-relative:page;v-text-anchor:top" coordsize="4175760,1270" o:gfxdata="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" path="m,l4175246,e" filled="f" strokeweight=".25314mm">
               <v:path arrowok="t"/>
               <w10:wrap anchorx="page" anchory="page"/>
             </v:shape>
@@ -3184,7 +3171,6 @@
   <w:style w:type="character" w:default="1" w:styleId="Fontepargpadro">
     <w:name w:val="Default Paragraph Font"/>
     <w:uiPriority w:val="1"/>
-    <w:semiHidden/>
     <w:unhideWhenUsed/>
   </w:style>
   <w:style w:type="table" w:default="1" w:styleId="Tabelanormal">
